--- a/gabor/csharp_class_modifiers.docx
+++ b/gabor/csharp_class_modifiers.docx
@@ -7,8 +7,16 @@
         <w:pStyle w:val="Cm"/>
         <w:spacing w:after="360"/>
         <w:jc w:val="center"/>
+        <w:rPr>
+          <w:b/>
+          <w:bCs/>
+        </w:rPr>
       </w:pPr>
       <w:r>
+        <w:rPr>
+          <w:b/>
+          <w:bCs/>
+        </w:rPr>
         <w:t>C# osztály típusok</w:t>
       </w:r>
     </w:p>
